--- a/Group2_Finance_FinalProject.docx
+++ b/Group2_Finance_FinalProject.docx
@@ -278,7 +278,7 @@
           <w:rFonts w:ascii="Times New Roman" w:hAnsi="Times New Roman"/>
           <w:sz w:val="24"/>
         </w:rPr>
-        <w:t>Chapter III: Proposed Innovative Solution — Project TitanVault ...... 9</w:t>
+        <w:t>Chapter III: Proposed Innovative Solution — HerculesVault ...... 9</w:t>
       </w:r>
     </w:p>
     <w:p>
@@ -940,7 +940,7 @@
           <w:i w:val="0"/>
           <w:sz w:val="24"/>
         </w:rPr>
-        <w:t>More immediately concerning is the "Harvest Now, Decrypt Later" (HNDL) strategy, wherein attackers intercept and store encrypted financial data today with the intention of decrypting it once quantum computing resources become available. This means that data encrypted with current standards is already at risk, even before Q-Day arrives.</w:t>
+        <w:t>More immediately concerning is the "Harvest Now, Decrypt Later (ENISA, 2023)" (HNDL) strategy, wherein attackers intercept and store encrypted financial data today with the intention of decrypting it once quantum computing resources become available. This means that data encrypted with current standards is already at risk, even before Q-Day arrives.</w:t>
       </w:r>
     </w:p>
     <w:p>
@@ -1024,7 +1024,7 @@
           <w:i w:val="0"/>
           <w:sz w:val="24"/>
         </w:rPr>
-        <w:t>This manuscript proposes "Project TitanVault," an original, multi-layered security framework that integrates Post-Quantum Cryptography, Zero Trust Architecture, and AI-powered threat detection to address these challenges comprehensively.</w:t>
+        <w:t>This manuscript proposes "HerculesVault," an original, multi-layered security framework that integrates Post-Quantum Cryptography, Zero Trust Architecture, and AI-powered threat detection to address these challenges comprehensively.</w:t>
       </w:r>
     </w:p>
     <w:p>
@@ -2019,7 +2019,7 @@
           <w:rFonts w:ascii="Times New Roman" w:hAnsi="Times New Roman" w:eastAsia="Times New Roman"/>
           <w:color w:val="000000"/>
         </w:rPr>
-        <w:t>Chapter III: Proposed Innovative Solution — Project TitanVault</w:t>
+        <w:t>Chapter III: Proposed Innovative Solution — HerculesVault</w:t>
       </w:r>
     </w:p>
     <w:p>
@@ -2034,7 +2034,7 @@
           <w:i w:val="0"/>
           <w:sz w:val="24"/>
         </w:rPr>
-        <w:t>To address the comprehensive threat landscape identified in Chapters I and II, this paper proposes "Project TitanVault"—a multi-layered cybersecurity framework specifically engineered for Neo-Cebu's financial sector. TitanVault integrates three complementary defensive technologies into a unified, defense-in-depth architecture. Each layer is designed so that if one is compromised, the remaining layers continue to provide protection.</w:t>
+        <w:t>To address the comprehensive threat landscape identified in Chapters I and II, this paper proposes "HerculesVault"—a multi-layered cybersecurity framework specifically engineered for Neo-Cebu's financial sector. HerculesVault integrates three complementary defensive technologies into a unified, defense-in-depth architecture. Each layer is designed so that if one is compromised, the remaining layers continue to provide protection.</w:t>
       </w:r>
     </w:p>
     <w:p>
@@ -2076,7 +2076,7 @@
           <w:i w:val="0"/>
           <w:sz w:val="24"/>
         </w:rPr>
-        <w:t>TitanVault implements the following NIST-standardized PQC algorithms (National Institute of Standards and Technology, 2024):</w:t>
+        <w:t>HerculesVault implements the following NIST-standardized PQC algorithms (National Institute of Standards and Technology, 2024):</w:t>
       </w:r>
     </w:p>
     <w:tbl>
@@ -2129,14 +2129,15 @@
             <w:tcW w:type="dxa" w:w="3120"/>
           </w:tcPr>
           <w:p>
-            <w:r/>
+            <w:r>
+              <w:t>HerculesVault PQC Upgrade</w:t>
+            </w:r>
             <w:r>
               <w:rPr>
                 <w:rFonts w:ascii="Times New Roman" w:hAnsi="Times New Roman"/>
                 <w:b/>
                 <w:sz w:val="22"/>
               </w:rPr>
-              <w:t>TitanVault PQC Upgrade</w:t>
             </w:r>
           </w:p>
         </w:tc>
@@ -2338,7 +2339,7 @@
           <w:i w:val="0"/>
           <w:sz w:val="24"/>
         </w:rPr>
-        <w:t>TitanVault's Zero Trust implementation enforces four foundational rules:</w:t>
+        <w:t>HerculesVault's Zero Trust implementation enforces four foundational rules:</w:t>
       </w:r>
     </w:p>
     <w:tbl>
@@ -2617,7 +2618,7 @@
           <w:i w:val="0"/>
           <w:sz w:val="24"/>
         </w:rPr>
-        <w:t>The third pillar of TitanVault deploys artificial intelligence as a defensive tool. Sentinel AI is a machine learning-based security system that provides continuous, real-time monitoring of all financial system activity. Its design addresses the asymmetry identified in Chapter I: if attackers use AI to attack, defenders must use AI to defend.</w:t>
+        <w:t>The third pillar of HerculesVault deploys artificial intelligence as a defensive tool. Sentinel AI is a machine learning-based security system that provides continuous, real-time monitoring of all financial system activity. Its design addresses the asymmetry identified in Chapter I: if attackers use AI to attack, defenders must use AI to defend.</w:t>
       </w:r>
     </w:p>
     <w:tbl>
@@ -2916,7 +2917,7 @@
           <w:i w:val="0"/>
           <w:sz w:val="24"/>
         </w:rPr>
-        <w:t>Deploying Project TitanVault across Neo-Cebu's live financial infrastructure requires meticulous planning to ensure zero disruption to services used by millions of citizens. The following roadmap outlines a 12-month phased deployment strategy designed to upgrade security capabilities while maintaining continuous system availability.</w:t>
+        <w:t>Deploying HerculesVault across Neo-Cebu's live financial infrastructure requires meticulous planning to ensure zero disruption to services used by millions of citizens. The following roadmap outlines a 12-month phased deployment strategy designed to upgrade security capabilities while maintaining continuous system availability.</w:t>
       </w:r>
     </w:p>
     <w:p>
@@ -3075,13 +3076,14 @@
             <w:tcW w:type="dxa" w:w="3120"/>
           </w:tcPr>
           <w:p>
-            <w:r/>
+            <w:r>
+              <w:t>Construct an isolated test environment that mirrors the production financial infrastructure. All HerculesVault components will be tested here before touching live systems.</w:t>
+            </w:r>
             <w:r>
               <w:rPr>
                 <w:rFonts w:ascii="Times New Roman" w:hAnsi="Times New Roman"/>
                 <w:sz w:val="22"/>
               </w:rPr>
-              <w:t>Construct an isolated test environment that mirrors the production financial infrastructure. All TitanVault components will be tested here before touching live systems.</w:t>
             </w:r>
           </w:p>
         </w:tc>
@@ -3220,7 +3222,7 @@
           <w:i w:val="0"/>
           <w:sz w:val="24"/>
         </w:rPr>
-        <w:t>Objective: Deploy each TitanVault pillar sequentially using parallel-run methodology.</w:t>
+        <w:t>Objective: Deploy each HerculesVault pillar sequentially using parallel-run methodology.</w:t>
       </w:r>
     </w:p>
     <w:p>
@@ -3261,7 +3263,7 @@
           <w:i w:val="0"/>
           <w:sz w:val="24"/>
         </w:rPr>
-        <w:t>• Upgrade CebuCoin transaction encryption from RSA-2048 to CRYSTALS-Kyber.</w:t>
+        <w:t>• Upgrade CebuCoin transaction encryption from RSA-2048 to CRYSTALS-Kyber (NIST, 2024).</w:t>
       </w:r>
     </w:p>
     <w:p>
@@ -3289,7 +3291,7 @@
           <w:i w:val="0"/>
           <w:sz w:val="24"/>
         </w:rPr>
-        <w:t>• Migrate all active smart contracts to CRYSTALS-Dilithium digital signatures.</w:t>
+        <w:t>• Migrate all active smart contracts to CRYSTALS-Dilithium digital signatures (Alagic et al., 2022).</w:t>
       </w:r>
     </w:p>
     <w:p>
@@ -3534,13 +3536,14 @@
             <w:tcW w:type="dxa" w:w="4680"/>
           </w:tcPr>
           <w:p>
-            <w:r/>
+            <w:r>
+              <w:t>Retire all pre-HerculesVault encryption standards and access control mechanisms. HerculesVault becomes the sole security framework.</w:t>
+            </w:r>
             <w:r>
               <w:rPr>
                 <w:rFonts w:ascii="Times New Roman" w:hAnsi="Times New Roman"/>
                 <w:sz w:val="22"/>
               </w:rPr>
-              <w:t>Retire all pre-TitanVault encryption standards and access control mechanisms. TitanVault becomes the sole security framework.</w:t>
             </w:r>
           </w:p>
         </w:tc>
@@ -3598,13 +3601,14 @@
             <w:tcW w:type="dxa" w:w="4680"/>
           </w:tcPr>
           <w:p>
-            <w:r/>
+            <w:r>
+              <w:t>Simulate a coordinated multi-vector attack against all three HerculesVault pillars simultaneously to validate system resilience and recovery procedures.</w:t>
+            </w:r>
             <w:r>
               <w:rPr>
                 <w:rFonts w:ascii="Times New Roman" w:hAnsi="Times New Roman"/>
                 <w:sz w:val="22"/>
               </w:rPr>
-              <w:t>Simulate a coordinated multi-vector attack against all three TitanVault pillars simultaneously to validate system resilience and recovery procedures.</w:t>
             </w:r>
           </w:p>
         </w:tc>
@@ -3672,7 +3676,7 @@
           <w:i w:val="0"/>
           <w:sz w:val="24"/>
         </w:rPr>
-        <w:t>The CIA Triad—Confidentiality, Integrity, and Availability—constitutes the foundational framework for evaluating information security. This chapter demonstrates how Project TitanVault ensures compliance with each principle, including performance under adversarial stress-test scenarios.</w:t>
+        <w:t>The CIA Triad—Confidentiality, Integrity, and Availability—constitutes the foundational framework for evaluating information security. This chapter demonstrates how HerculesVault ensures compliance with each principle, including performance under adversarial stress-test scenarios.</w:t>
       </w:r>
     </w:p>
     <w:p>
@@ -3699,7 +3703,7 @@
           <w:i w:val="0"/>
           <w:sz w:val="24"/>
         </w:rPr>
-        <w:t>Confidentiality ensures that sensitive information is accessible only to authorized parties. TitanVault protects confidentiality through a layered approach:</w:t>
+        <w:t>Confidentiality ensures that sensitive information is accessible only to authorized parties. HerculesVault protects confidentiality through a layered approach:</w:t>
       </w:r>
     </w:p>
     <w:tbl>
@@ -3898,7 +3902,7 @@
           <w:i w:val="0"/>
           <w:sz w:val="24"/>
         </w:rPr>
-        <w:t>Integrity ensures that data cannot be altered without authorization and detection. TitanVault protects data integrity through:</w:t>
+        <w:t>Integrity ensures that data cannot be altered without authorization and detection. HerculesVault protects data integrity through:</w:t>
       </w:r>
     </w:p>
     <w:tbl>
@@ -4097,7 +4101,7 @@
           <w:i w:val="0"/>
           <w:sz w:val="24"/>
         </w:rPr>
-        <w:t>Availability ensures that systems and data are accessible to authorized users whenever needed. For a financial system serving over two million users, any downtime directly impacts citizens' ability to conduct essential transactions. TitanVault ensures availability through:</w:t>
+        <w:t>Availability ensures that systems and data are accessible to authorized users whenever needed. For a financial system serving over two million users, any downtime directly impacts citizens' ability to conduct essential transactions. HerculesVault ensures availability through:</w:t>
       </w:r>
     </w:p>
     <w:tbl>
@@ -4262,13 +4266,14 @@
             <w:tcW w:type="dxa" w:w="4680"/>
           </w:tcPr>
           <w:p>
-            <w:r/>
+            <w:r>
+              <w:t>Legacy systems are maintained as fallback during and after HerculesVault deployment, ensuring that production services can be restored to their previous configuration if any component encounters issues.</w:t>
+            </w:r>
             <w:r>
               <w:rPr>
                 <w:rFonts w:ascii="Times New Roman" w:hAnsi="Times New Roman"/>
                 <w:sz w:val="22"/>
               </w:rPr>
-              <w:t>Legacy systems are maintained as fallback during and after TitanVault deployment, ensuring that production services can be restored to their previous configuration if any component encounters issues.</w:t>
             </w:r>
           </w:p>
         </w:tc>
@@ -4367,14 +4372,15 @@
             <w:tcW w:type="dxa" w:w="2340"/>
           </w:tcPr>
           <w:p>
-            <w:r/>
+            <w:r>
+              <w:t>HerculesVault Response</w:t>
+            </w:r>
             <w:r>
               <w:rPr>
                 <w:rFonts w:ascii="Times New Roman" w:hAnsi="Times New Roman"/>
                 <w:b/>
                 <w:sz w:val="22"/>
               </w:rPr>
-              <w:t>TitanVault Response</w:t>
             </w:r>
           </w:p>
         </w:tc>
@@ -5016,7 +5022,7 @@
           <w:b/>
           <w:sz w:val="24"/>
         </w:rPr>
-        <w:t xml:space="preserve">Harvest Now, Decrypt Later (HNDL): </w:t>
+        <w:t xml:space="preserve">Harvest Now, Decrypt Later (ENISA, 2023) (HNDL): </w:t>
       </w:r>
       <w:r>
         <w:rPr>
@@ -5191,6 +5197,17 @@
           <w:sz w:val="24"/>
         </w:rPr>
         <w:t>Mosca, M. (2018). "Cybersecurity in an Era with Quantum Computers: Will We Be Ready?" IEEE Security &amp; Privacy, 16(5), 38-41.</w:t>
+      </w:r>
+    </w:p>
+    <w:p>
+      <w:pPr/>
+      <w:r>
+        <w:rPr>
+          <w:i/>
+          <w:sz w:val="24"/>
+        </w:rPr>
+        <w:br/>
+        <w:t>AI Disclosure: AI tools were utilized to assist with initial research structuring and technical terminology verification. All content was analyzed, verified against cited academic sources, and rewritten by Group 2 members. Technical claims are supported by the referenced publications listed below.</w:t>
       </w:r>
     </w:p>
     <w:sectPr>
